--- a/content_understanding/demo_files/work_order_fiber_splice.docx
+++ b/content_understanding/demo_files/work_order_fiber_splice.docx
@@ -137,7 +137,7 @@
               <w:rPr>
                 <w:b/>
               </w:rPr>
-              <w:t>Dispatch Information</w:t>
+              <w:t>Dispatch Log</w:t>
             </w:r>
           </w:p>
         </w:tc>
@@ -148,7 +148,7 @@
           </w:tcPr>
           <w:p>
             <w:r>
-              <w:t>Assigned Tech: J. Martinez  |  Dispatch ID: WO-DISP-0518  |  Auth: R. Singh  |  2026-05-18 08:15 PDT</w:t>
+              <w:t>2026-05-18 08:15 PDT  |  NOC Ref: WO-DISP-0518  |  Dispatcher: R. Singh  |  Route → J. Martinez  |  Status: Pending Accept</w:t>
             </w:r>
           </w:p>
         </w:tc>

--- a/content_understanding/demo_files/work_order_fiber_splice.docx
+++ b/content_understanding/demo_files/work_order_fiber_splice.docx
@@ -89,7 +89,7 @@
           </w:tcPr>
           <w:p>
             <w:r>
-              <w:t>Marcus Tran</w:t>
+              <w:t>John Smith</w:t>
             </w:r>
           </w:p>
         </w:tc>
@@ -191,7 +191,7 @@
         <w:rPr>
           <w:sz w:val="22"/>
         </w:rPr>
-        <w:t>Marcus Tran — Building Facilities Manager  |  (425) 555-0183</w:t>
+        <w:t>John Smith — Network Operations Supervisor  |  (425) 555-0183</w:t>
       </w:r>
     </w:p>
     <w:p>
@@ -542,19 +542,27 @@
           <w:tcPr>
             <w:tcW w:type="dxa" w:w="2160"/>
           </w:tcPr>
-          <w:p/>
+          <w:p>
+            <w:r/>
+          </w:p>
         </w:tc>
         <w:tc>
           <w:tcPr>
             <w:tcW w:type="dxa" w:w="2160"/>
           </w:tcPr>
-          <w:p/>
+          <w:p>
+            <w:r>
+              <w:t>J. Martinez</w:t>
+            </w:r>
+          </w:p>
         </w:tc>
         <w:tc>
           <w:tcPr>
             <w:tcW w:type="dxa" w:w="2160"/>
           </w:tcPr>
-          <w:p/>
+          <w:p>
+            <w:r/>
+          </w:p>
         </w:tc>
       </w:tr>
     </w:tbl>

--- a/content_understanding/demo_files/work_order_fiber_splice.docx
+++ b/content_understanding/demo_files/work_order_fiber_splice.docx
@@ -551,9 +551,7 @@
             <w:tcW w:type="dxa" w:w="2160"/>
           </w:tcPr>
           <w:p>
-            <w:r>
-              <w:t>J. Martinez</w:t>
-            </w:r>
+            <w:r/>
           </w:p>
         </w:tc>
         <w:tc>

--- a/content_understanding/demo_files/work_order_fiber_splice.docx
+++ b/content_understanding/demo_files/work_order_fiber_splice.docx
@@ -34,14 +34,15 @@
         <w:tblLook w:firstColumn="1" w:firstRow="1" w:lastColumn="0" w:lastRow="0" w:noHBand="0" w:noVBand="1" w:val="04A0"/>
       </w:tblPr>
       <w:tblGrid>
-        <w:gridCol w:w="2880"/>
-        <w:gridCol w:w="2880"/>
-        <w:gridCol w:w="2880"/>
+        <w:gridCol w:w="2160"/>
+        <w:gridCol w:w="2160"/>
+        <w:gridCol w:w="2160"/>
+        <w:gridCol w:w="2160"/>
       </w:tblGrid>
       <w:tr>
         <w:tc>
           <w:tcPr>
-            <w:tcW w:type="dxa" w:w="2880"/>
+            <w:tcW w:type="dxa" w:w="2160"/>
             <w:shd w:val="clear" w:color="auto" w:fill="c5cae9"/>
           </w:tcPr>
           <w:p>
@@ -49,13 +50,27 @@
               <w:rPr>
                 <w:b/>
               </w:rPr>
-              <w:t>Field Technical Contact</w:t>
+              <w:t>Assigned Field Technician</w:t>
             </w:r>
           </w:p>
         </w:tc>
         <w:tc>
           <w:tcPr>
-            <w:tcW w:type="dxa" w:w="2880"/>
+            <w:tcW w:type="dxa" w:w="2160"/>
+            <w:shd w:val="clear" w:color="auto" w:fill="c5cae9"/>
+          </w:tcPr>
+          <w:p>
+            <w:r>
+              <w:rPr>
+                <w:b/>
+              </w:rPr>
+              <w:t>On-Site Technician</w:t>
+            </w:r>
+          </w:p>
+        </w:tc>
+        <w:tc>
+          <w:tcPr>
+            <w:tcW w:type="dxa" w:w="2160"/>
             <w:shd w:val="clear" w:color="auto" w:fill="c5cae9"/>
           </w:tcPr>
           <w:p>
@@ -69,7 +84,7 @@
         </w:tc>
         <w:tc>
           <w:tcPr>
-            <w:tcW w:type="dxa" w:w="2880"/>
+            <w:tcW w:type="dxa" w:w="2160"/>
             <w:shd w:val="clear" w:color="auto" w:fill="c5cae9"/>
           </w:tcPr>
           <w:p>
@@ -85,7 +100,7 @@
       <w:tr>
         <w:tc>
           <w:tcPr>
-            <w:tcW w:type="dxa" w:w="2880"/>
+            <w:tcW w:type="dxa" w:w="2160"/>
           </w:tcPr>
           <w:p>
             <w:r>
@@ -95,7 +110,17 @@
         </w:tc>
         <w:tc>
           <w:tcPr>
-            <w:tcW w:type="dxa" w:w="2880"/>
+            <w:tcW w:type="dxa" w:w="2160"/>
+          </w:tcPr>
+          <w:p>
+            <w:r>
+              <w:t>—</w:t>
+            </w:r>
+          </w:p>
+        </w:tc>
+        <w:tc>
+          <w:tcPr>
+            <w:tcW w:type="dxa" w:w="2160"/>
           </w:tcPr>
           <w:p>
             <w:r>
@@ -105,7 +130,7 @@
         </w:tc>
         <w:tc>
           <w:tcPr>
-            <w:tcW w:type="dxa" w:w="2880"/>
+            <w:tcW w:type="dxa" w:w="2160"/>
           </w:tcPr>
           <w:p>
             <w:r>

--- a/content_understanding/demo_files/work_order_fiber_splice.docx
+++ b/content_understanding/demo_files/work_order_fiber_splice.docx
@@ -50,7 +50,7 @@
               <w:rPr>
                 <w:b/>
               </w:rPr>
-              <w:t>Assigned Field Technician</w:t>
+              <w:t>Field Technician</w:t>
             </w:r>
           </w:p>
         </w:tc>
